--- a/Patallo_Bermudez_Victor_actividad_3b_B2.docx
+++ b/Patallo_Bermudez_Victor_actividad_3b_B2.docx
@@ -7,8 +7,29 @@
         <w:pStyle w:val="Ttulo"/>
         <w:jc w:val="center"/>
       </w:pPr>
-      <w:r>
-        <w:t>Documento de evidencias - Actividad 3.</w:t>
+      <w:proofErr w:type="spellStart"/>
+      <w:r>
+        <w:t>Documento</w:t>
+      </w:r>
+      <w:proofErr w:type="spellEnd"/>
+      <w:r>
+        <w:t xml:space="preserve"> de </w:t>
+      </w:r>
+      <w:proofErr w:type="spellStart"/>
+      <w:r>
+        <w:t>evidencias</w:t>
+      </w:r>
+      <w:proofErr w:type="spellEnd"/>
+      <w:r>
+        <w:t xml:space="preserve"> - </w:t>
+      </w:r>
+      <w:proofErr w:type="spellStart"/>
+      <w:r>
+        <w:t>Actividad</w:t>
+      </w:r>
+      <w:proofErr w:type="spellEnd"/>
+      <w:r>
+        <w:t xml:space="preserve"> 3.</w:t>
       </w:r>
       <w:r>
         <w:t>b</w:t>
@@ -37,8 +58,16 @@
               <w:rPr>
                 <w:b/>
               </w:rPr>
-              <w:t>Nombre y apellidos</w:t>
+              <w:t xml:space="preserve">Nombre y </w:t>
             </w:r>
+            <w:proofErr w:type="spellStart"/>
+            <w:r>
+              <w:rPr>
+                <w:b/>
+              </w:rPr>
+              <w:t>apellidos</w:t>
+            </w:r>
+            <w:proofErr w:type="spellEnd"/>
           </w:p>
         </w:tc>
         <w:tc>
@@ -62,8 +91,16 @@
               <w:rPr>
                 <w:b/>
               </w:rPr>
-              <w:t>Centro educativo</w:t>
+              <w:t xml:space="preserve">Centro </w:t>
             </w:r>
+            <w:proofErr w:type="spellStart"/>
+            <w:r>
+              <w:rPr>
+                <w:b/>
+              </w:rPr>
+              <w:t>educativo</w:t>
+            </w:r>
+            <w:proofErr w:type="spellEnd"/>
           </w:p>
         </w:tc>
         <w:tc>
@@ -83,12 +120,28 @@
             <w:tcW w:w="4816" w:type="dxa"/>
           </w:tcPr>
           <w:p>
+            <w:proofErr w:type="spellStart"/>
             <w:r>
               <w:rPr>
                 <w:b/>
               </w:rPr>
-              <w:t>Módulo / grupo</w:t>
+              <w:t>Módulo</w:t>
             </w:r>
+            <w:proofErr w:type="spellEnd"/>
+            <w:r>
+              <w:rPr>
+                <w:b/>
+              </w:rPr>
+              <w:t xml:space="preserve"> / </w:t>
+            </w:r>
+            <w:proofErr w:type="spellStart"/>
+            <w:r>
+              <w:rPr>
+                <w:b/>
+              </w:rPr>
+              <w:t>grupo</w:t>
+            </w:r>
+            <w:proofErr w:type="spellEnd"/>
           </w:p>
         </w:tc>
         <w:tc>
@@ -96,8 +149,13 @@
             <w:tcW w:w="4816" w:type="dxa"/>
           </w:tcPr>
           <w:p>
+            <w:proofErr w:type="spellStart"/>
             <w:r>
-              <w:t>Entornos de Desarrollo / DAM1A</w:t>
+              <w:t>Entornos</w:t>
+            </w:r>
+            <w:proofErr w:type="spellEnd"/>
+            <w:r>
+              <w:t xml:space="preserve"> de Desarrollo / DAM1A</w:t>
             </w:r>
           </w:p>
         </w:tc>
@@ -108,12 +166,14 @@
             <w:tcW w:w="4816" w:type="dxa"/>
           </w:tcPr>
           <w:p>
+            <w:proofErr w:type="spellStart"/>
             <w:r>
               <w:rPr>
                 <w:b/>
               </w:rPr>
               <w:t>Fecha</w:t>
             </w:r>
+            <w:proofErr w:type="spellEnd"/>
           </w:p>
         </w:tc>
         <w:tc>
@@ -137,24 +197,147 @@
         <w:rPr>
           <w:b w:val="0"/>
         </w:rPr>
-        <w:t>1. Compartición del REA con el alumnado</w:t>
-      </w:r>
+        <w:t xml:space="preserve">1. </w:t>
+      </w:r>
+      <w:proofErr w:type="spellStart"/>
+      <w:r>
+        <w:rPr>
+          <w:b w:val="0"/>
+        </w:rPr>
+        <w:t>Compartición</w:t>
+      </w:r>
+      <w:proofErr w:type="spellEnd"/>
+      <w:r>
+        <w:rPr>
+          <w:b w:val="0"/>
+        </w:rPr>
+        <w:t xml:space="preserve"> del REA con </w:t>
+      </w:r>
+      <w:proofErr w:type="spellStart"/>
+      <w:r>
+        <w:rPr>
+          <w:b w:val="0"/>
+        </w:rPr>
+        <w:t>el</w:t>
+      </w:r>
+      <w:proofErr w:type="spellEnd"/>
+      <w:r>
+        <w:rPr>
+          <w:b w:val="0"/>
+        </w:rPr>
+        <w:t xml:space="preserve"> </w:t>
+      </w:r>
+      <w:proofErr w:type="spellStart"/>
+      <w:r>
+        <w:rPr>
+          <w:b w:val="0"/>
+        </w:rPr>
+        <w:t>alumnado</w:t>
+      </w:r>
+      <w:proofErr w:type="spellEnd"/>
     </w:p>
     <w:p>
-      <w:r>
-        <w:t xml:space="preserve">Evidencia del medio por el que se comparte el enlace al REA con </w:t>
-      </w:r>
-      <w:r>
-        <w:t xml:space="preserve">los estudiantes </w:t>
-      </w:r>
-      <w:r>
-        <w:t>(Teams, Aula Virtual, correo, etc.).</w:t>
+      <w:proofErr w:type="spellStart"/>
+      <w:r>
+        <w:t>Evidencia</w:t>
+      </w:r>
+      <w:proofErr w:type="spellEnd"/>
+      <w:r>
+        <w:t xml:space="preserve"> del medio </w:t>
+      </w:r>
+      <w:proofErr w:type="spellStart"/>
+      <w:r>
+        <w:t>por</w:t>
+      </w:r>
+      <w:proofErr w:type="spellEnd"/>
+      <w:r>
+        <w:t xml:space="preserve"> </w:t>
+      </w:r>
+      <w:proofErr w:type="spellStart"/>
+      <w:r>
+        <w:t>el</w:t>
+      </w:r>
+      <w:proofErr w:type="spellEnd"/>
+      <w:r>
+        <w:t xml:space="preserve"> </w:t>
+      </w:r>
+      <w:proofErr w:type="spellStart"/>
+      <w:r>
+        <w:t>que</w:t>
+      </w:r>
+      <w:proofErr w:type="spellEnd"/>
+      <w:r>
+        <w:t xml:space="preserve"> se </w:t>
+      </w:r>
+      <w:proofErr w:type="spellStart"/>
+      <w:r>
+        <w:t>comparte</w:t>
+      </w:r>
+      <w:proofErr w:type="spellEnd"/>
+      <w:r>
+        <w:t xml:space="preserve"> </w:t>
+      </w:r>
+      <w:proofErr w:type="spellStart"/>
+      <w:r>
+        <w:t>el</w:t>
+      </w:r>
+      <w:proofErr w:type="spellEnd"/>
+      <w:r>
+        <w:t xml:space="preserve"> enlace al REA con </w:t>
+      </w:r>
+      <w:proofErr w:type="spellStart"/>
+      <w:r>
+        <w:t>los</w:t>
+      </w:r>
+      <w:proofErr w:type="spellEnd"/>
+      <w:r>
+        <w:t xml:space="preserve"> </w:t>
+      </w:r>
+      <w:proofErr w:type="spellStart"/>
+      <w:r>
+        <w:t>estudiantes</w:t>
+      </w:r>
+      <w:proofErr w:type="spellEnd"/>
+      <w:r>
+        <w:t xml:space="preserve"> </w:t>
+      </w:r>
+      <w:r>
+        <w:t xml:space="preserve">(Teams, Aula Virtual, </w:t>
+      </w:r>
+      <w:proofErr w:type="spellStart"/>
+      <w:r>
+        <w:t>correo</w:t>
+      </w:r>
+      <w:proofErr w:type="spellEnd"/>
+      <w:r>
+        <w:t>, etc.).</w:t>
       </w:r>
     </w:p>
     <w:p>
       <w:r>
-        <w:t>Se comparte el dia</w:t>
-      </w:r>
+        <w:t xml:space="preserve">Se </w:t>
+      </w:r>
+      <w:proofErr w:type="spellStart"/>
+      <w:r>
+        <w:t>comparte</w:t>
+      </w:r>
+      <w:proofErr w:type="spellEnd"/>
+      <w:r>
+        <w:t xml:space="preserve"> </w:t>
+      </w:r>
+      <w:proofErr w:type="spellStart"/>
+      <w:r>
+        <w:t>el</w:t>
+      </w:r>
+      <w:proofErr w:type="spellEnd"/>
+      <w:r>
+        <w:t xml:space="preserve"> </w:t>
+      </w:r>
+      <w:proofErr w:type="spellStart"/>
+      <w:r>
+        <w:t>dia</w:t>
+      </w:r>
+      <w:proofErr w:type="spellEnd"/>
       <w:r>
         <w:rPr>
           <w:b/>
@@ -170,7 +353,15 @@
         <w:t>26 de Marzo</w:t>
       </w:r>
       <w:r>
-        <w:t xml:space="preserve"> a través de</w:t>
+        <w:t xml:space="preserve"> a </w:t>
+      </w:r>
+      <w:proofErr w:type="spellStart"/>
+      <w:r>
+        <w:t>través</w:t>
+      </w:r>
+      <w:proofErr w:type="spellEnd"/>
+      <w:r>
+        <w:t xml:space="preserve"> de</w:t>
       </w:r>
       <w:r>
         <w:t xml:space="preserve"> </w:t>
@@ -261,13 +452,49 @@
           <w:b w:val="0"/>
         </w:rPr>
         <w:lastRenderedPageBreak/>
-        <w:t xml:space="preserve">2. Instrucciones dadas al alumnado para </w:t>
-      </w:r>
+        <w:t xml:space="preserve">2. </w:t>
+      </w:r>
+      <w:proofErr w:type="spellStart"/>
       <w:r>
         <w:rPr>
           <w:b w:val="0"/>
         </w:rPr>
-        <w:t>elaboracion del podcast</w:t>
+        <w:t>Instrucciones</w:t>
+      </w:r>
+      <w:proofErr w:type="spellEnd"/>
+      <w:r>
+        <w:rPr>
+          <w:b w:val="0"/>
+        </w:rPr>
+        <w:t xml:space="preserve"> dadas al </w:t>
+      </w:r>
+      <w:proofErr w:type="spellStart"/>
+      <w:r>
+        <w:rPr>
+          <w:b w:val="0"/>
+        </w:rPr>
+        <w:t>alumnado</w:t>
+      </w:r>
+      <w:proofErr w:type="spellEnd"/>
+      <w:r>
+        <w:rPr>
+          <w:b w:val="0"/>
+        </w:rPr>
+        <w:t xml:space="preserve"> para </w:t>
+      </w:r>
+      <w:proofErr w:type="spellStart"/>
+      <w:r>
+        <w:rPr>
+          <w:b w:val="0"/>
+        </w:rPr>
+        <w:t>elaboracion</w:t>
+      </w:r>
+      <w:proofErr w:type="spellEnd"/>
+      <w:r>
+        <w:rPr>
+          <w:b w:val="0"/>
+        </w:rPr>
+        <w:t xml:space="preserve"> del podcast</w:t>
       </w:r>
     </w:p>
     <w:tbl>
@@ -359,63 +586,287 @@
         <w:rPr>
           <w:b w:val="0"/>
         </w:rPr>
-        <w:t>3. Evidencias de aula del proceso</w:t>
-      </w:r>
+        <w:t xml:space="preserve">3. </w:t>
+      </w:r>
+      <w:proofErr w:type="spellStart"/>
+      <w:r>
+        <w:rPr>
+          <w:b w:val="0"/>
+        </w:rPr>
+        <w:t>Evidencias</w:t>
+      </w:r>
+      <w:proofErr w:type="spellEnd"/>
+      <w:r>
+        <w:rPr>
+          <w:b w:val="0"/>
+        </w:rPr>
+        <w:t xml:space="preserve"> de aula del </w:t>
+      </w:r>
+      <w:proofErr w:type="spellStart"/>
+      <w:r>
+        <w:rPr>
+          <w:b w:val="0"/>
+        </w:rPr>
+        <w:t>proceso</w:t>
+      </w:r>
+      <w:proofErr w:type="spellEnd"/>
     </w:p>
     <w:p>
+      <w:proofErr w:type="spellStart"/>
       <w:r>
         <w:t>Evidencia</w:t>
       </w:r>
-      <w:r>
-        <w:t xml:space="preserve"> del proceso de elaboración </w:t>
+      <w:proofErr w:type="spellEnd"/>
+      <w:r>
+        <w:t xml:space="preserve"> del </w:t>
+      </w:r>
+      <w:proofErr w:type="spellStart"/>
+      <w:r>
+        <w:t>proceso</w:t>
+      </w:r>
+      <w:proofErr w:type="spellEnd"/>
+      <w:r>
+        <w:t xml:space="preserve"> de </w:t>
+      </w:r>
+      <w:proofErr w:type="spellStart"/>
+      <w:r>
+        <w:t>elaboración</w:t>
+      </w:r>
+      <w:proofErr w:type="spellEnd"/>
+      <w:r>
+        <w:t xml:space="preserve"> </w:t>
       </w:r>
       <w:r>
         <w:t>del podcast</w:t>
       </w:r>
       <w:r>
-        <w:t xml:space="preserve"> del alumnado.</w:t>
+        <w:t xml:space="preserve"> del </w:t>
+      </w:r>
+      <w:proofErr w:type="spellStart"/>
+      <w:r>
+        <w:t>alumnado</w:t>
+      </w:r>
+      <w:proofErr w:type="spellEnd"/>
+      <w:r>
+        <w:t>.</w:t>
       </w:r>
       <w:r>
         <w:t xml:space="preserve"> </w:t>
       </w:r>
+      <w:proofErr w:type="spellStart"/>
       <w:r>
         <w:t>E</w:t>
       </w:r>
       <w:r>
-        <w:t xml:space="preserve">sos dias solo saqué esta foto y </w:t>
-      </w:r>
-      <w:r>
-        <w:t>las proximas 3 semanas van a</w:t>
-      </w:r>
-      <w:r>
-        <w:t xml:space="preserve"> est</w:t>
+        <w:t>sos</w:t>
+      </w:r>
+      <w:proofErr w:type="spellEnd"/>
+      <w:r>
+        <w:t xml:space="preserve"> </w:t>
+      </w:r>
+      <w:proofErr w:type="spellStart"/>
+      <w:r>
+        <w:t>dias</w:t>
+      </w:r>
+      <w:proofErr w:type="spellEnd"/>
+      <w:r>
+        <w:t xml:space="preserve"> solo </w:t>
+      </w:r>
+      <w:proofErr w:type="spellStart"/>
+      <w:r>
+        <w:t>saqué</w:t>
+      </w:r>
+      <w:proofErr w:type="spellEnd"/>
+      <w:r>
+        <w:t xml:space="preserve"> </w:t>
+      </w:r>
+      <w:proofErr w:type="spellStart"/>
+      <w:r>
+        <w:t>esta</w:t>
+      </w:r>
+      <w:proofErr w:type="spellEnd"/>
+      <w:r>
+        <w:t xml:space="preserve"> </w:t>
+      </w:r>
+      <w:proofErr w:type="spellStart"/>
+      <w:r>
+        <w:t>foto</w:t>
+      </w:r>
+      <w:proofErr w:type="spellEnd"/>
+      <w:r>
+        <w:t xml:space="preserve"> y </w:t>
+      </w:r>
+      <w:r>
+        <w:t xml:space="preserve">las </w:t>
+      </w:r>
+      <w:proofErr w:type="spellStart"/>
+      <w:r>
+        <w:t>proximas</w:t>
+      </w:r>
+      <w:proofErr w:type="spellEnd"/>
+      <w:r>
+        <w:t xml:space="preserve"> 3 </w:t>
+      </w:r>
+      <w:proofErr w:type="spellStart"/>
+      <w:r>
+        <w:t>semanas</w:t>
+      </w:r>
+      <w:proofErr w:type="spellEnd"/>
+      <w:r>
+        <w:t xml:space="preserve"> van a</w:t>
+      </w:r>
+      <w:r>
+        <w:t xml:space="preserve"> </w:t>
+      </w:r>
+      <w:proofErr w:type="spellStart"/>
+      <w:r>
+        <w:t>est</w:t>
       </w:r>
       <w:r>
         <w:t>ar</w:t>
       </w:r>
+      <w:proofErr w:type="spellEnd"/>
       <w:r>
         <w:t xml:space="preserve"> </w:t>
       </w:r>
+      <w:proofErr w:type="spellStart"/>
       <w:r>
         <w:t>en</w:t>
       </w:r>
+      <w:proofErr w:type="spellEnd"/>
       <w:r>
         <w:t xml:space="preserve"> </w:t>
       </w:r>
+      <w:proofErr w:type="spellStart"/>
       <w:r>
         <w:t>formación</w:t>
       </w:r>
-      <w:r>
-        <w:t xml:space="preserve"> en empresa</w:t>
-      </w:r>
+      <w:proofErr w:type="spellEnd"/>
+      <w:r>
+        <w:t xml:space="preserve"> </w:t>
+      </w:r>
+      <w:proofErr w:type="spellStart"/>
+      <w:r>
+        <w:t>en</w:t>
+      </w:r>
+      <w:proofErr w:type="spellEnd"/>
+      <w:r>
+        <w:t xml:space="preserve"> </w:t>
+      </w:r>
+      <w:proofErr w:type="spellStart"/>
+      <w:r>
+        <w:t>empresa</w:t>
+      </w:r>
+      <w:proofErr w:type="spellEnd"/>
       <w:r>
         <w:t xml:space="preserve">, </w:t>
       </w:r>
       <w:r>
-        <w:t>a la vuelta ya tienen examenes</w:t>
-      </w:r>
-      <w:r>
-        <w:t>, Espero que lo tengan en cuenta y comprendan nuestra situación en FP, muchas gracias.</w:t>
+        <w:t xml:space="preserve">a la </w:t>
+      </w:r>
+      <w:proofErr w:type="spellStart"/>
+      <w:r>
+        <w:t>vuelta</w:t>
+      </w:r>
+      <w:proofErr w:type="spellEnd"/>
+      <w:r>
+        <w:t xml:space="preserve"> </w:t>
+      </w:r>
+      <w:proofErr w:type="spellStart"/>
+      <w:r>
+        <w:t>ya</w:t>
+      </w:r>
+      <w:proofErr w:type="spellEnd"/>
+      <w:r>
+        <w:t xml:space="preserve"> </w:t>
+      </w:r>
+      <w:proofErr w:type="spellStart"/>
+      <w:r>
+        <w:t>tienen</w:t>
+      </w:r>
+      <w:proofErr w:type="spellEnd"/>
+      <w:r>
+        <w:t xml:space="preserve"> </w:t>
+      </w:r>
+      <w:proofErr w:type="spellStart"/>
+      <w:r>
+        <w:t>examenes</w:t>
+      </w:r>
+      <w:proofErr w:type="spellEnd"/>
+      <w:r>
+        <w:t xml:space="preserve">, Espero </w:t>
+      </w:r>
+      <w:proofErr w:type="spellStart"/>
+      <w:r>
+        <w:t>que</w:t>
+      </w:r>
+      <w:proofErr w:type="spellEnd"/>
+      <w:r>
+        <w:t xml:space="preserve"> lo </w:t>
+      </w:r>
+      <w:proofErr w:type="spellStart"/>
+      <w:r>
+        <w:t>tengan</w:t>
+      </w:r>
+      <w:proofErr w:type="spellEnd"/>
+      <w:r>
+        <w:t xml:space="preserve"> </w:t>
+      </w:r>
+      <w:proofErr w:type="spellStart"/>
+      <w:r>
+        <w:t>en</w:t>
+      </w:r>
+      <w:proofErr w:type="spellEnd"/>
+      <w:r>
+        <w:t xml:space="preserve"> </w:t>
+      </w:r>
+      <w:proofErr w:type="spellStart"/>
+      <w:r>
+        <w:t>cuenta</w:t>
+      </w:r>
+      <w:proofErr w:type="spellEnd"/>
+      <w:r>
+        <w:t xml:space="preserve"> y </w:t>
+      </w:r>
+      <w:proofErr w:type="spellStart"/>
+      <w:r>
+        <w:t>comprendan</w:t>
+      </w:r>
+      <w:proofErr w:type="spellEnd"/>
+      <w:r>
+        <w:t xml:space="preserve"> </w:t>
+      </w:r>
+      <w:proofErr w:type="spellStart"/>
+      <w:r>
+        <w:t>nuestra</w:t>
+      </w:r>
+      <w:proofErr w:type="spellEnd"/>
+      <w:r>
+        <w:t xml:space="preserve"> </w:t>
+      </w:r>
+      <w:proofErr w:type="spellStart"/>
+      <w:r>
+        <w:t>situación</w:t>
+      </w:r>
+      <w:proofErr w:type="spellEnd"/>
+      <w:r>
+        <w:t xml:space="preserve"> </w:t>
+      </w:r>
+      <w:proofErr w:type="spellStart"/>
+      <w:r>
+        <w:t>en</w:t>
+      </w:r>
+      <w:proofErr w:type="spellEnd"/>
+      <w:r>
+        <w:t xml:space="preserve"> FP, </w:t>
+      </w:r>
+      <w:proofErr w:type="spellStart"/>
+      <w:r>
+        <w:t>muchas</w:t>
+      </w:r>
+      <w:proofErr w:type="spellEnd"/>
+      <w:r>
+        <w:t xml:space="preserve"> gracias.</w:t>
       </w:r>
     </w:p>
     <w:tbl>
@@ -485,10 +936,8 @@
         </w:tc>
       </w:tr>
     </w:tbl>
-    <w:p/>
     <w:p>
       <w:r>
-        <w:lastRenderedPageBreak/>
         <w:br w:type="page"/>
       </w:r>
     </w:p>
@@ -525,7 +974,14 @@
         <w:rPr>
           <w:b w:val="0"/>
         </w:rPr>
-        <w:t xml:space="preserve"> elaborad</w:t>
+        <w:t xml:space="preserve"> </w:t>
+      </w:r>
+      <w:proofErr w:type="spellStart"/>
+      <w:r>
+        <w:rPr>
+          <w:b w:val="0"/>
+        </w:rPr>
+        <w:t>elaborad</w:t>
       </w:r>
       <w:r>
         <w:rPr>
@@ -533,12 +989,49 @@
         </w:rPr>
         <w:t>os</w:t>
       </w:r>
+      <w:proofErr w:type="spellEnd"/>
       <w:r>
         <w:rPr>
           <w:b w:val="0"/>
         </w:rPr>
-        <w:t xml:space="preserve"> por el alumnado</w:t>
-      </w:r>
+        <w:t xml:space="preserve"> </w:t>
+      </w:r>
+      <w:proofErr w:type="spellStart"/>
+      <w:r>
+        <w:rPr>
+          <w:b w:val="0"/>
+        </w:rPr>
+        <w:t>por</w:t>
+      </w:r>
+      <w:proofErr w:type="spellEnd"/>
+      <w:r>
+        <w:rPr>
+          <w:b w:val="0"/>
+        </w:rPr>
+        <w:t xml:space="preserve"> </w:t>
+      </w:r>
+      <w:proofErr w:type="spellStart"/>
+      <w:r>
+        <w:rPr>
+          <w:b w:val="0"/>
+        </w:rPr>
+        <w:t>el</w:t>
+      </w:r>
+      <w:proofErr w:type="spellEnd"/>
+      <w:r>
+        <w:rPr>
+          <w:b w:val="0"/>
+        </w:rPr>
+        <w:t xml:space="preserve"> </w:t>
+      </w:r>
+      <w:proofErr w:type="spellStart"/>
+      <w:r>
+        <w:rPr>
+          <w:b w:val="0"/>
+        </w:rPr>
+        <w:t>alumnado</w:t>
+      </w:r>
+      <w:proofErr w:type="spellEnd"/>
     </w:p>
     <w:p/>
     <w:tbl>
@@ -606,17 +1099,141 @@
         <w:rPr>
           <w:b w:val="0"/>
         </w:rPr>
-        <w:t>5. Instrumento de evaluación utilizado</w:t>
-      </w:r>
+        <w:t xml:space="preserve">5. </w:t>
+      </w:r>
+      <w:proofErr w:type="spellStart"/>
+      <w:r>
+        <w:rPr>
+          <w:b w:val="0"/>
+        </w:rPr>
+        <w:t>Instrumento</w:t>
+      </w:r>
+      <w:proofErr w:type="spellEnd"/>
+      <w:r>
+        <w:rPr>
+          <w:b w:val="0"/>
+        </w:rPr>
+        <w:t xml:space="preserve"> de </w:t>
+      </w:r>
+      <w:proofErr w:type="spellStart"/>
+      <w:r>
+        <w:rPr>
+          <w:b w:val="0"/>
+        </w:rPr>
+        <w:t>evaluación</w:t>
+      </w:r>
+      <w:proofErr w:type="spellEnd"/>
+      <w:r>
+        <w:rPr>
+          <w:b w:val="0"/>
+        </w:rPr>
+        <w:t xml:space="preserve"> </w:t>
+      </w:r>
+      <w:proofErr w:type="spellStart"/>
+      <w:r>
+        <w:rPr>
+          <w:b w:val="0"/>
+        </w:rPr>
+        <w:t>utilizado</w:t>
+      </w:r>
+      <w:proofErr w:type="spellEnd"/>
     </w:p>
     <w:p>
       <w:r>
-        <w:t>A continuación, se indica aquí el instrumento de evaluación empleado para valorar la infografía.</w:t>
+        <w:t xml:space="preserve">A </w:t>
+      </w:r>
+      <w:proofErr w:type="spellStart"/>
+      <w:r>
+        <w:t>continuación</w:t>
+      </w:r>
+      <w:proofErr w:type="spellEnd"/>
+      <w:r>
+        <w:t xml:space="preserve">, se indica </w:t>
+      </w:r>
+      <w:proofErr w:type="spellStart"/>
+      <w:r>
+        <w:t>aquí</w:t>
+      </w:r>
+      <w:proofErr w:type="spellEnd"/>
+      <w:r>
+        <w:t xml:space="preserve"> </w:t>
+      </w:r>
+      <w:proofErr w:type="spellStart"/>
+      <w:r>
+        <w:t>el</w:t>
+      </w:r>
+      <w:proofErr w:type="spellEnd"/>
+      <w:r>
+        <w:t xml:space="preserve"> </w:t>
+      </w:r>
+      <w:proofErr w:type="spellStart"/>
+      <w:r>
+        <w:t>instrumento</w:t>
+      </w:r>
+      <w:proofErr w:type="spellEnd"/>
+      <w:r>
+        <w:t xml:space="preserve"> de </w:t>
+      </w:r>
+      <w:proofErr w:type="spellStart"/>
+      <w:r>
+        <w:t>evaluación</w:t>
+      </w:r>
+      <w:proofErr w:type="spellEnd"/>
+      <w:r>
+        <w:t xml:space="preserve"> </w:t>
+      </w:r>
+      <w:proofErr w:type="spellStart"/>
+      <w:r>
+        <w:t>empleado</w:t>
+      </w:r>
+      <w:proofErr w:type="spellEnd"/>
+      <w:r>
+        <w:t xml:space="preserve"> para </w:t>
+      </w:r>
+      <w:proofErr w:type="spellStart"/>
+      <w:r>
+        <w:t>valorar</w:t>
+      </w:r>
+      <w:proofErr w:type="spellEnd"/>
+      <w:r>
+        <w:t xml:space="preserve"> la </w:t>
+      </w:r>
+      <w:proofErr w:type="spellStart"/>
+      <w:r>
+        <w:t>infografía</w:t>
+      </w:r>
+      <w:proofErr w:type="spellEnd"/>
+      <w:r>
+        <w:t>.</w:t>
       </w:r>
     </w:p>
     <w:p>
       <w:r>
-        <w:t>Escala de valoración basada en CE4.a, CE4.c, CE4.d y CE4.f.</w:t>
+        <w:t xml:space="preserve">Escala de </w:t>
+      </w:r>
+      <w:proofErr w:type="spellStart"/>
+      <w:r>
+        <w:t>valoración</w:t>
+      </w:r>
+      <w:proofErr w:type="spellEnd"/>
+      <w:r>
+        <w:t xml:space="preserve"> </w:t>
+      </w:r>
+      <w:proofErr w:type="spellStart"/>
+      <w:r>
+        <w:t>basada</w:t>
+      </w:r>
+      <w:proofErr w:type="spellEnd"/>
+      <w:r>
+        <w:t xml:space="preserve"> </w:t>
+      </w:r>
+      <w:proofErr w:type="spellStart"/>
+      <w:r>
+        <w:t>en</w:t>
+      </w:r>
+      <w:proofErr w:type="spellEnd"/>
+      <w:r>
+        <w:t xml:space="preserve"> CE4.a, CE4.c, CE4.d y CE4.f.</w:t>
       </w:r>
     </w:p>
     <w:tbl>
@@ -741,21 +1358,110 @@
           <w:b w:val="0"/>
         </w:rPr>
         <w:lastRenderedPageBreak/>
-        <w:t>6. Evidencia de evaluación de</w:t>
-      </w:r>
+        <w:t xml:space="preserve">6. </w:t>
+      </w:r>
+      <w:proofErr w:type="spellStart"/>
       <w:r>
         <w:rPr>
           <w:b w:val="0"/>
         </w:rPr>
-        <w:t xml:space="preserve"> estudiantes</w:t>
-      </w:r>
+        <w:t>Evidencia</w:t>
+      </w:r>
+      <w:proofErr w:type="spellEnd"/>
+      <w:r>
+        <w:rPr>
+          <w:b w:val="0"/>
+        </w:rPr>
+        <w:t xml:space="preserve"> de </w:t>
+      </w:r>
+      <w:proofErr w:type="spellStart"/>
+      <w:r>
+        <w:rPr>
+          <w:b w:val="0"/>
+        </w:rPr>
+        <w:t>evaluación</w:t>
+      </w:r>
+      <w:proofErr w:type="spellEnd"/>
+      <w:r>
+        <w:rPr>
+          <w:b w:val="0"/>
+        </w:rPr>
+        <w:t xml:space="preserve"> de</w:t>
+      </w:r>
+      <w:r>
+        <w:rPr>
+          <w:b w:val="0"/>
+        </w:rPr>
+        <w:t xml:space="preserve"> </w:t>
+      </w:r>
+      <w:proofErr w:type="spellStart"/>
+      <w:r>
+        <w:rPr>
+          <w:b w:val="0"/>
+        </w:rPr>
+        <w:t>estudiantes</w:t>
+      </w:r>
+      <w:proofErr w:type="spellEnd"/>
     </w:p>
     <w:p>
-      <w:r>
-        <w:t xml:space="preserve">Captura del instrumento de evaluación ya cumplimentado para </w:t>
-      </w:r>
-      <w:r>
-        <w:t>2 de los equipos (de 2, 3 personas)</w:t>
+      <w:proofErr w:type="spellStart"/>
+      <w:r>
+        <w:t>Captura</w:t>
+      </w:r>
+      <w:proofErr w:type="spellEnd"/>
+      <w:r>
+        <w:t xml:space="preserve"> del </w:t>
+      </w:r>
+      <w:proofErr w:type="spellStart"/>
+      <w:r>
+        <w:t>instrumento</w:t>
+      </w:r>
+      <w:proofErr w:type="spellEnd"/>
+      <w:r>
+        <w:t xml:space="preserve"> de </w:t>
+      </w:r>
+      <w:proofErr w:type="spellStart"/>
+      <w:r>
+        <w:t>evaluación</w:t>
+      </w:r>
+      <w:proofErr w:type="spellEnd"/>
+      <w:r>
+        <w:t xml:space="preserve"> </w:t>
+      </w:r>
+      <w:proofErr w:type="spellStart"/>
+      <w:r>
+        <w:t>ya</w:t>
+      </w:r>
+      <w:proofErr w:type="spellEnd"/>
+      <w:r>
+        <w:t xml:space="preserve"> </w:t>
+      </w:r>
+      <w:proofErr w:type="spellStart"/>
+      <w:r>
+        <w:t>cumplimentado</w:t>
+      </w:r>
+      <w:proofErr w:type="spellEnd"/>
+      <w:r>
+        <w:t xml:space="preserve"> para </w:t>
+      </w:r>
+      <w:r>
+        <w:t xml:space="preserve">2 de </w:t>
+      </w:r>
+      <w:proofErr w:type="spellStart"/>
+      <w:r>
+        <w:t>los</w:t>
+      </w:r>
+      <w:proofErr w:type="spellEnd"/>
+      <w:r>
+        <w:t xml:space="preserve"> </w:t>
+      </w:r>
+      <w:proofErr w:type="spellStart"/>
+      <w:r>
+        <w:t>equipos</w:t>
+      </w:r>
+      <w:proofErr w:type="spellEnd"/>
+      <w:r>
+        <w:t xml:space="preserve"> (de 2, 3 personas)</w:t>
       </w:r>
     </w:p>
     <w:tbl>
